--- a/docs/labs/ЛЗ4_Требования_story_map_НФТ.docx
+++ b/docs/labs/ЛЗ4_Требования_story_map_НФТ.docx
@@ -1586,7 +1586,7 @@
               <w:rPr>
                 <w:sz w:val="19"/>
               </w:rPr>
-              <w:t>Зият Нүркен (аналитик)</w:t>
+              <w:t>Зият Нұркен (аналитик)</w:t>
             </w:r>
           </w:p>
         </w:tc>
@@ -1653,7 +1653,7 @@
               <w:rPr>
                 <w:sz w:val="19"/>
               </w:rPr>
-              <w:t>Зият Нүркен</w:t>
+              <w:t>Зият Нұркен</w:t>
             </w:r>
           </w:p>
         </w:tc>
@@ -1854,7 +1854,7 @@
               <w:rPr>
                 <w:sz w:val="19"/>
               </w:rPr>
-              <w:t>Зият Нүркен</w:t>
+              <w:t>Зият Нұркен</w:t>
             </w:r>
           </w:p>
         </w:tc>
@@ -1921,7 +1921,7 @@
               <w:rPr>
                 <w:sz w:val="19"/>
               </w:rPr>
-              <w:t>Зият Нүркен</w:t>
+              <w:t>Зият Нұркен</w:t>
             </w:r>
           </w:p>
         </w:tc>
@@ -1988,7 +1988,7 @@
               <w:rPr>
                 <w:sz w:val="19"/>
               </w:rPr>
-              <w:t>Зият Нүркен</w:t>
+              <w:t>Зият Нұркен</w:t>
             </w:r>
           </w:p>
         </w:tc>
